--- a/dosyalar/calisma-kagitlari/8-sinif/arapca-8-1-calisma-kagidi.docx
+++ b/dosyalar/calisma-kagitlari/8-sinif/arapca-8-1-calisma-kagidi.docx
@@ -514,7 +514,7 @@
                 <w:szCs w:val="28"/>
                 <w:rtl/>
               </w:rPr>
-              <w:t xml:space="preserve">اَلصِّدْقُ</w:t>
+              <w:t xml:space="preserve">اَلصِّدْقُ</w:t>
             </w:r>
           </w:p>
         </w:tc>
@@ -684,7 +684,7 @@
                 <w:szCs w:val="28"/>
                 <w:rtl/>
               </w:rPr>
-              <w:t xml:space="preserve">اَلْأَمَانَةُ</w:t>
+              <w:t xml:space="preserve">اَلأَمَانَةُ</w:t>
             </w:r>
           </w:p>
         </w:tc>
@@ -854,7 +854,7 @@
                 <w:szCs w:val="28"/>
                 <w:rtl/>
               </w:rPr>
-              <w:t xml:space="preserve">اَلتَّعَاوُنُ</w:t>
+              <w:t xml:space="preserve">اَلتَّعَاوُنُ</w:t>
             </w:r>
           </w:p>
         </w:tc>
@@ -1024,7 +1024,7 @@
                 <w:szCs w:val="28"/>
                 <w:rtl/>
               </w:rPr>
-              <w:t xml:space="preserve">اَلِاحْتِرَامُ</w:t>
+              <w:t xml:space="preserve">اَلاحْتِرَامُ</w:t>
             </w:r>
           </w:p>
         </w:tc>
@@ -1194,7 +1194,7 @@
                 <w:szCs w:val="28"/>
                 <w:rtl/>
               </w:rPr>
-              <w:t xml:space="preserve">اَلْكَرَمُ</w:t>
+              <w:t xml:space="preserve">اَلكَرَمُ</w:t>
             </w:r>
           </w:p>
         </w:tc>
@@ -1364,7 +1364,7 @@
                 <w:szCs w:val="28"/>
                 <w:rtl/>
               </w:rPr>
-              <w:t xml:space="preserve">اَلصَّبْرُ</w:t>
+              <w:t xml:space="preserve">اَلصَّبْرُ</w:t>
             </w:r>
           </w:p>
         </w:tc>
@@ -1712,7 +1712,7 @@
                 <w:szCs w:val="30"/>
                 <w:rtl/>
               </w:rPr>
-              <w:t xml:space="preserve">اَلْوَفَاءُ</w:t>
+              <w:t xml:space="preserve">اَلوَفَاءُ</w:t>
             </w:r>
           </w:p>
         </w:tc>
@@ -1808,7 +1808,7 @@
                 <w:szCs w:val="30"/>
                 <w:rtl/>
               </w:rPr>
-              <w:t xml:space="preserve">اَلْعَدْلُ</w:t>
+              <w:t xml:space="preserve">اَلعَدْلُ</w:t>
             </w:r>
           </w:p>
         </w:tc>
@@ -1904,7 +1904,7 @@
                 <w:szCs w:val="30"/>
                 <w:rtl/>
               </w:rPr>
-              <w:t xml:space="preserve">اَلرَّحْمَةُ</w:t>
+              <w:t xml:space="preserve">اَلرَّحْمَةُ</w:t>
             </w:r>
           </w:p>
         </w:tc>
@@ -2000,7 +2000,7 @@
                 <w:szCs w:val="30"/>
                 <w:rtl/>
               </w:rPr>
-              <w:t xml:space="preserve">اَلتَّوَاضُعُ</w:t>
+              <w:t xml:space="preserve">اَلتَّوَاضُعُ</w:t>
             </w:r>
           </w:p>
         </w:tc>
@@ -2096,7 +2096,7 @@
                 <w:szCs w:val="30"/>
                 <w:rtl/>
               </w:rPr>
-              <w:t xml:space="preserve">اَلشُّكْرُ</w:t>
+              <w:t xml:space="preserve">اَلشُّكْرُ</w:t>
             </w:r>
           </w:p>
         </w:tc>
@@ -2192,7 +2192,7 @@
                 <w:szCs w:val="30"/>
                 <w:rtl/>
               </w:rPr>
-              <w:t xml:space="preserve">اَلْإِخْلَاصُ</w:t>
+              <w:t xml:space="preserve">اَلإِخْلَاصُ</w:t>
             </w:r>
           </w:p>
         </w:tc>
@@ -2288,7 +2288,7 @@
                 <w:szCs w:val="30"/>
                 <w:rtl/>
               </w:rPr>
-              <w:t xml:space="preserve">اَلنَّظَافَةُ</w:t>
+              <w:t xml:space="preserve">اَلنَّظَافَةُ</w:t>
             </w:r>
           </w:p>
         </w:tc>
@@ -2384,7 +2384,7 @@
                 <w:szCs w:val="30"/>
                 <w:rtl/>
               </w:rPr>
-              <w:t xml:space="preserve">اَلْحَيَاءُ</w:t>
+              <w:t xml:space="preserve">اَلحَيَاءُ</w:t>
             </w:r>
           </w:p>
         </w:tc>
@@ -2529,7 +2529,7 @@
                 <w:szCs w:val="32"/>
                 <w:rtl/>
               </w:rPr>
-              <w:t xml:space="preserve">اَلصِّدْقُ</w:t>
+              <w:t xml:space="preserve">اَلصِّدْقُ</w:t>
             </w:r>
           </w:p>
           <w:p>
@@ -2547,7 +2547,7 @@
                 <w:szCs w:val="30"/>
                 <w:rtl/>
               </w:rPr>
-              <w:t xml:space="preserve">اَلصِّدْقُ خُلُقٌ جَمِيلٌ يُحِبُّهُ اللَّهُ وَيُحِبُّهُ النَّاسُ.</w:t>
+              <w:t xml:space="preserve">اَلصِّدْقُ خُلُقٌ جَمِيلٌ يُحِبُّهُ اللَّهُ وَيُحِبُّهُ النَّاسُ.</w:t>
             </w:r>
           </w:p>
           <w:p>
@@ -2565,7 +2565,7 @@
                 <w:szCs w:val="30"/>
                 <w:rtl/>
               </w:rPr>
-              <w:t xml:space="preserve">اَلصَّادِقُ يَقُولُ الْحَقَّ دَائِمًا وَلَا يَكْذِبُ.</w:t>
+              <w:t xml:space="preserve">اَلصَّادِقُ يَقُولُ الحَقَّ دَائِمًا وَلَا يَكْذِبُ.</w:t>
             </w:r>
           </w:p>
           <w:p>
@@ -2583,7 +2583,7 @@
                 <w:szCs w:val="30"/>
                 <w:rtl/>
               </w:rPr>
-              <w:t xml:space="preserve">اَلنَّاسُ يَثِقُونَ بِالصَّادِقِ وَيُحِبُّونَ صُحْبَتَهُ.</w:t>
+              <w:t xml:space="preserve">اَلنَّاسُ يَثِقُونَ بِالصَّادِقِ وَيُحِبُّونَ صُحْبَتَهُ.</w:t>
             </w:r>
           </w:p>
           <w:p>
@@ -2655,7 +2655,7 @@
           <w:szCs w:val="28"/>
           <w:rtl/>
         </w:rPr>
-        <w:t xml:space="preserve">مَاذَا يَقُولُ الصَّادِقُ ؟</w:t>
+        <w:t xml:space="preserve">مَاذَا يَقُولُ الصَّادِقُ ؟</w:t>
       </w:r>
     </w:p>
     <w:p>
@@ -2711,7 +2711,7 @@
           <w:szCs w:val="28"/>
           <w:rtl/>
         </w:rPr>
-        <w:t xml:space="preserve">لِمَاذَا يُحِبُّ النَّاسُ الصَّادِقَ ؟</w:t>
+        <w:t xml:space="preserve">لِمَاذَا يُحِبُّ النَّاسُ الصَّادِقَ ؟</w:t>
       </w:r>
     </w:p>
     <w:p>
@@ -2767,7 +2767,7 @@
           <w:szCs w:val="28"/>
           <w:rtl/>
         </w:rPr>
-        <w:t xml:space="preserve">مَا ضِدُّ الصِّدْقِ ؟</w:t>
+        <w:t xml:space="preserve">مَا ضِدُّ الصِّدْقِ ؟</w:t>
       </w:r>
     </w:p>
     <w:p>
@@ -3126,7 +3126,7 @@
                 <w:szCs w:val="28"/>
                 <w:rtl/>
               </w:rPr>
-              <w:t xml:space="preserve">اَلصِّدْقُ خُلُقٌ سَيِّئٌ.</w:t>
+              <w:t xml:space="preserve">اَلصِّدْقُ خُلُقٌ سَيِّئٌ.</w:t>
             </w:r>
           </w:p>
         </w:tc>
@@ -3252,7 +3252,7 @@
                 <w:szCs w:val="28"/>
                 <w:rtl/>
               </w:rPr>
-              <w:t xml:space="preserve">اَلصَّادِقُ يَقُولُ الْحَقَّ.</w:t>
+              <w:t xml:space="preserve">اَلصَّادِقُ يَقُولُ الحَقَّ.</w:t>
             </w:r>
           </w:p>
         </w:tc>
@@ -3378,7 +3378,7 @@
                 <w:szCs w:val="28"/>
                 <w:rtl/>
               </w:rPr>
-              <w:t xml:space="preserve">اَلنَّاسُ لَا يَثِقُونَ بِالصَّادِقِ.</w:t>
+              <w:t xml:space="preserve">اَلنَّاسُ لَا يَثِقُونَ بِالصَّادِقِ.</w:t>
             </w:r>
           </w:p>
         </w:tc>
@@ -3630,7 +3630,7 @@
                 <w:szCs w:val="28"/>
                 <w:rtl/>
               </w:rPr>
-              <w:t xml:space="preserve">اَللَّهُ تَعَالَى يُحِبُّ الصِّدْقَ.</w:t>
+              <w:t xml:space="preserve">اَللَّهُ تَعَالَى يُحِبُّ الصِّدْقَ.</w:t>
             </w:r>
           </w:p>
         </w:tc>
@@ -3823,7 +3823,7 @@
                 <w:szCs w:val="30"/>
                 <w:rtl/>
               </w:rPr>
-              <w:t xml:space="preserve">اَلصِّدْقُ   —   اَلْأَمَانَةُ   —   اَلتَّعَاوُنُ   —   اَلِاحْتِرَامُ   —   اَلنَّظَافَةُ</w:t>
+              <w:t xml:space="preserve">اَلصِّدْقُ   —   اَلأَمَانَةُ   —   اَلتَّعَاوُنُ   —   اَلاحْتِرَامُ   —   اَلنَّظَافَةُ</w:t>
             </w:r>
           </w:p>
         </w:tc>
@@ -3930,7 +3930,7 @@
                 <w:szCs w:val="28"/>
                 <w:rtl/>
               </w:rPr>
-              <w:t xml:space="preserve">……………………… أَسَاسُ الثِّقَةِ بَيْنَ النَّاسِ.</w:t>
+              <w:t xml:space="preserve">……………………… أَسَاسُ الثِّقَةِ بَيْنَ النَّاسِ.</w:t>
             </w:r>
           </w:p>
         </w:tc>
@@ -4002,7 +4002,7 @@
                 <w:szCs w:val="28"/>
                 <w:rtl/>
               </w:rPr>
-              <w:t xml:space="preserve">……………………… مِنَ الْإِيمَانِ.</w:t>
+              <w:t xml:space="preserve">……………………… مِن الإِيمَانِ.</w:t>
             </w:r>
           </w:p>
         </w:tc>
@@ -4074,7 +4074,7 @@
                 <w:szCs w:val="28"/>
                 <w:rtl/>
               </w:rPr>
-              <w:t xml:space="preserve">……………………… يَجْعَلُ الْعَمَلَ سَهْلًا.</w:t>
+              <w:t xml:space="preserve">……………………… يَجْعَلُ العَمَلَ سَهْلًا.</w:t>
             </w:r>
           </w:p>
         </w:tc>
@@ -4146,7 +4146,7 @@
                 <w:szCs w:val="28"/>
                 <w:rtl/>
               </w:rPr>
-              <w:t xml:space="preserve">……………………… وَاجِبٌ نَحْوَ الْكِبَارِ.</w:t>
+              <w:t xml:space="preserve">……………………… وَاجِبٌ نَحْوَ الكِبَارِ.</w:t>
             </w:r>
           </w:p>
         </w:tc>
@@ -4371,7 +4371,7 @@
                 <w:szCs w:val="30"/>
                 <w:rtl/>
               </w:rPr>
-              <w:t xml:space="preserve">أُحِبُّ   —   اَلْقِيَمُ   —   خُلُقٌ جَمِيلٌ   —   لِأَنَّ   —   يَجِبُ   —   دَائِمًا</w:t>
+              <w:t xml:space="preserve">أُحِبُّ   —   اَلقِيَمُ   —   خُلُقٌ جَمِيلٌ   —   لِأَنَّ   —   يَجِبُ   —   دَائِمًا</w:t>
             </w:r>
           </w:p>
         </w:tc>
@@ -4901,7 +4901,7 @@
                 <w:szCs w:val="25"/>
                 <w:rtl/>
               </w:rPr>
-              <w:t xml:space="preserve">يَقُولُ الْحَقَّ دَائِمًا.</w:t>
+              <w:t xml:space="preserve">يَقُولُ الحَقَّ دَائِمًا.</w:t>
             </w:r>
           </w:p>
           <w:p>
@@ -4919,7 +4919,7 @@
                 <w:szCs w:val="25"/>
                 <w:rtl/>
               </w:rPr>
-              <w:t xml:space="preserve">لِأَنَّهُمْ يَثِقُونَ بِهِ.</w:t>
+              <w:t xml:space="preserve">لِأَنَّهُمْ يَثِقُونَ بِهِ.</w:t>
             </w:r>
           </w:p>
           <w:p>
@@ -4937,7 +4937,7 @@
                 <w:szCs w:val="25"/>
                 <w:rtl/>
               </w:rPr>
-              <w:t xml:space="preserve">ضِدُّ الصِّدْقِ الْكَذِبُ.</w:t>
+              <w:t xml:space="preserve">ضِدُّ الصِّدْقِ الكَذِبُ.</w:t>
             </w:r>
           </w:p>
           <w:p>
@@ -5081,7 +5081,7 @@
                 <w:szCs w:val="25"/>
                 <w:rtl/>
               </w:rPr>
-              <w:t xml:space="preserve">اَلصِّدْقُ أَسَاسُ الثِّقَةِ بَيْنَ النَّاسِ.</w:t>
+              <w:t xml:space="preserve">اَلصِّدْقُ أَسَاسُ الثِّقَةِ بَيْنَ النَّاسِ.</w:t>
             </w:r>
           </w:p>
           <w:p>
@@ -5099,7 +5099,7 @@
                 <w:szCs w:val="25"/>
                 <w:rtl/>
               </w:rPr>
-              <w:t xml:space="preserve">اَلنَّظَافَةُ مِنَ الْإِيمَانِ.</w:t>
+              <w:t xml:space="preserve">اَلنَّظَافَةُ مِن الإِيمَانِ.</w:t>
             </w:r>
           </w:p>
           <w:p>
@@ -5117,7 +5117,7 @@
                 <w:szCs w:val="25"/>
                 <w:rtl/>
               </w:rPr>
-              <w:t xml:space="preserve">اَلتَّعَاوُنُ يَجْعَلُ الْعَمَلَ سَهْلًا.</w:t>
+              <w:t xml:space="preserve">اَلتَّعَاوُنُ يَجْعَلُ العَمَلَ سَهْلًا.</w:t>
             </w:r>
           </w:p>
           <w:p>
@@ -5135,7 +5135,7 @@
                 <w:szCs w:val="25"/>
                 <w:rtl/>
               </w:rPr>
-              <w:t xml:space="preserve">اَلِاحْتِرَامُ وَاجِبٌ نَحْوَ الْكِبَارِ.</w:t>
+              <w:t xml:space="preserve">اَلاحْتِرَامُ وَاجِبٌ نَحْوَ الكِبَارِ.</w:t>
             </w:r>
           </w:p>
           <w:p>
@@ -5153,7 +5153,7 @@
                 <w:szCs w:val="25"/>
                 <w:rtl/>
               </w:rPr>
-              <w:t xml:space="preserve">اَلْأَمَانَةُ أَنْ تَحْفَظَ مَا اؤْتُمِنْتَ عَلَيْهِ.</w:t>
+              <w:t xml:space="preserve">اَلأَمَانَةُ أَنْ تَحْفَظَ مَا اؤْتُمِنْتَ عَلَيْهِ.</w:t>
             </w:r>
           </w:p>
         </w:tc>
@@ -5527,7 +5527,7 @@
                 <w:sz w:val="19"/>
                 <w:szCs w:val="19"/>
               </w:rPr>
-              <w:t xml:space="preserve">Gerekçe bağlacı “لِأَنَّ” ile kurulan cümleleri doğru yazar.</w:t>
+              <w:t xml:space="preserve">Gerekçe bağlacı “لِأَنَّ” ile kurulan cümleleri doğru yazar.</w:t>
             </w:r>
           </w:p>
         </w:tc>

--- a/dosyalar/calisma-kagitlari/8-sinif/arapca-8-1-calisma-kagidi.docx
+++ b/dosyalar/calisma-kagitlari/8-sinif/arapca-8-1-calisma-kagidi.docx
@@ -506,7 +506,7 @@
             </w:pPr>
             <w:r>
               <w:rPr>
-                <w:rFonts w:ascii="Markazi Text" w:cs="Markazi Text" w:eastAsia="Markazi Text" w:hAnsi="Markazi Text"/>
+                <w:rFonts w:ascii="Arakom" w:cs="Arakom" w:eastAsia="Arakom" w:hAnsi="Arakom"/>
                 <w:b w:val="false"/>
                 <w:bCs w:val="false"/>
                 <w:color w:val="111111"/>
@@ -676,7 +676,7 @@
             </w:pPr>
             <w:r>
               <w:rPr>
-                <w:rFonts w:ascii="Markazi Text" w:cs="Markazi Text" w:eastAsia="Markazi Text" w:hAnsi="Markazi Text"/>
+                <w:rFonts w:ascii="Arakom" w:cs="Arakom" w:eastAsia="Arakom" w:hAnsi="Arakom"/>
                 <w:b w:val="false"/>
                 <w:bCs w:val="false"/>
                 <w:color w:val="111111"/>
@@ -846,7 +846,7 @@
             </w:pPr>
             <w:r>
               <w:rPr>
-                <w:rFonts w:ascii="Markazi Text" w:cs="Markazi Text" w:eastAsia="Markazi Text" w:hAnsi="Markazi Text"/>
+                <w:rFonts w:ascii="Arakom" w:cs="Arakom" w:eastAsia="Arakom" w:hAnsi="Arakom"/>
                 <w:b w:val="false"/>
                 <w:bCs w:val="false"/>
                 <w:color w:val="111111"/>
@@ -1016,7 +1016,7 @@
             </w:pPr>
             <w:r>
               <w:rPr>
-                <w:rFonts w:ascii="Markazi Text" w:cs="Markazi Text" w:eastAsia="Markazi Text" w:hAnsi="Markazi Text"/>
+                <w:rFonts w:ascii="Arakom" w:cs="Arakom" w:eastAsia="Arakom" w:hAnsi="Arakom"/>
                 <w:b w:val="false"/>
                 <w:bCs w:val="false"/>
                 <w:color w:val="111111"/>
@@ -1186,7 +1186,7 @@
             </w:pPr>
             <w:r>
               <w:rPr>
-                <w:rFonts w:ascii="Markazi Text" w:cs="Markazi Text" w:eastAsia="Markazi Text" w:hAnsi="Markazi Text"/>
+                <w:rFonts w:ascii="Arakom" w:cs="Arakom" w:eastAsia="Arakom" w:hAnsi="Arakom"/>
                 <w:b w:val="false"/>
                 <w:bCs w:val="false"/>
                 <w:color w:val="111111"/>
@@ -1356,7 +1356,7 @@
             </w:pPr>
             <w:r>
               <w:rPr>
-                <w:rFonts w:ascii="Markazi Text" w:cs="Markazi Text" w:eastAsia="Markazi Text" w:hAnsi="Markazi Text"/>
+                <w:rFonts w:ascii="Arakom" w:cs="Arakom" w:eastAsia="Arakom" w:hAnsi="Arakom"/>
                 <w:b w:val="false"/>
                 <w:bCs w:val="false"/>
                 <w:color w:val="111111"/>
@@ -1704,7 +1704,7 @@
             </w:pPr>
             <w:r>
               <w:rPr>
-                <w:rFonts w:ascii="Markazi Text" w:cs="Markazi Text" w:eastAsia="Markazi Text" w:hAnsi="Markazi Text"/>
+                <w:rFonts w:ascii="Arakom" w:cs="Arakom" w:eastAsia="Arakom" w:hAnsi="Arakom"/>
                 <w:b w:val="false"/>
                 <w:bCs w:val="false"/>
                 <w:color w:val="111111"/>
@@ -1800,7 +1800,7 @@
             </w:pPr>
             <w:r>
               <w:rPr>
-                <w:rFonts w:ascii="Markazi Text" w:cs="Markazi Text" w:eastAsia="Markazi Text" w:hAnsi="Markazi Text"/>
+                <w:rFonts w:ascii="Arakom" w:cs="Arakom" w:eastAsia="Arakom" w:hAnsi="Arakom"/>
                 <w:b w:val="false"/>
                 <w:bCs w:val="false"/>
                 <w:color w:val="111111"/>
@@ -1896,7 +1896,7 @@
             </w:pPr>
             <w:r>
               <w:rPr>
-                <w:rFonts w:ascii="Markazi Text" w:cs="Markazi Text" w:eastAsia="Markazi Text" w:hAnsi="Markazi Text"/>
+                <w:rFonts w:ascii="Arakom" w:cs="Arakom" w:eastAsia="Arakom" w:hAnsi="Arakom"/>
                 <w:b w:val="false"/>
                 <w:bCs w:val="false"/>
                 <w:color w:val="111111"/>
@@ -1992,7 +1992,7 @@
             </w:pPr>
             <w:r>
               <w:rPr>
-                <w:rFonts w:ascii="Markazi Text" w:cs="Markazi Text" w:eastAsia="Markazi Text" w:hAnsi="Markazi Text"/>
+                <w:rFonts w:ascii="Arakom" w:cs="Arakom" w:eastAsia="Arakom" w:hAnsi="Arakom"/>
                 <w:b w:val="false"/>
                 <w:bCs w:val="false"/>
                 <w:color w:val="111111"/>
@@ -2088,7 +2088,7 @@
             </w:pPr>
             <w:r>
               <w:rPr>
-                <w:rFonts w:ascii="Markazi Text" w:cs="Markazi Text" w:eastAsia="Markazi Text" w:hAnsi="Markazi Text"/>
+                <w:rFonts w:ascii="Arakom" w:cs="Arakom" w:eastAsia="Arakom" w:hAnsi="Arakom"/>
                 <w:b w:val="false"/>
                 <w:bCs w:val="false"/>
                 <w:color w:val="111111"/>
@@ -2184,7 +2184,7 @@
             </w:pPr>
             <w:r>
               <w:rPr>
-                <w:rFonts w:ascii="Markazi Text" w:cs="Markazi Text" w:eastAsia="Markazi Text" w:hAnsi="Markazi Text"/>
+                <w:rFonts w:ascii="Arakom" w:cs="Arakom" w:eastAsia="Arakom" w:hAnsi="Arakom"/>
                 <w:b w:val="false"/>
                 <w:bCs w:val="false"/>
                 <w:color w:val="111111"/>
@@ -2280,7 +2280,7 @@
             </w:pPr>
             <w:r>
               <w:rPr>
-                <w:rFonts w:ascii="Markazi Text" w:cs="Markazi Text" w:eastAsia="Markazi Text" w:hAnsi="Markazi Text"/>
+                <w:rFonts w:ascii="Arakom" w:cs="Arakom" w:eastAsia="Arakom" w:hAnsi="Arakom"/>
                 <w:b w:val="false"/>
                 <w:bCs w:val="false"/>
                 <w:color w:val="111111"/>
@@ -2376,7 +2376,7 @@
             </w:pPr>
             <w:r>
               <w:rPr>
-                <w:rFonts w:ascii="Markazi Text" w:cs="Markazi Text" w:eastAsia="Markazi Text" w:hAnsi="Markazi Text"/>
+                <w:rFonts w:ascii="Arakom" w:cs="Arakom" w:eastAsia="Arakom" w:hAnsi="Arakom"/>
                 <w:b w:val="false"/>
                 <w:bCs w:val="false"/>
                 <w:color w:val="111111"/>
@@ -2521,7 +2521,7 @@
             </w:pPr>
             <w:r>
               <w:rPr>
-                <w:rFonts w:ascii="Markazi Text" w:cs="Markazi Text" w:eastAsia="Markazi Text" w:hAnsi="Markazi Text"/>
+                <w:rFonts w:ascii="Arakom" w:cs="Arakom" w:eastAsia="Arakom" w:hAnsi="Arakom"/>
                 <w:b/>
                 <w:bCs/>
                 <w:color w:val="111111"/>
@@ -2539,7 +2539,7 @@
             </w:pPr>
             <w:r>
               <w:rPr>
-                <w:rFonts w:ascii="Markazi Text" w:cs="Markazi Text" w:eastAsia="Markazi Text" w:hAnsi="Markazi Text"/>
+                <w:rFonts w:ascii="Arakom" w:cs="Arakom" w:eastAsia="Arakom" w:hAnsi="Arakom"/>
                 <w:b w:val="false"/>
                 <w:bCs w:val="false"/>
                 <w:color w:val="111111"/>
@@ -2557,7 +2557,7 @@
             </w:pPr>
             <w:r>
               <w:rPr>
-                <w:rFonts w:ascii="Markazi Text" w:cs="Markazi Text" w:eastAsia="Markazi Text" w:hAnsi="Markazi Text"/>
+                <w:rFonts w:ascii="Arakom" w:cs="Arakom" w:eastAsia="Arakom" w:hAnsi="Arakom"/>
                 <w:b w:val="false"/>
                 <w:bCs w:val="false"/>
                 <w:color w:val="111111"/>
@@ -2575,7 +2575,7 @@
             </w:pPr>
             <w:r>
               <w:rPr>
-                <w:rFonts w:ascii="Markazi Text" w:cs="Markazi Text" w:eastAsia="Markazi Text" w:hAnsi="Markazi Text"/>
+                <w:rFonts w:ascii="Arakom" w:cs="Arakom" w:eastAsia="Arakom" w:hAnsi="Arakom"/>
                 <w:b w:val="false"/>
                 <w:bCs w:val="false"/>
                 <w:color w:val="111111"/>
@@ -2593,7 +2593,7 @@
             </w:pPr>
             <w:r>
               <w:rPr>
-                <w:rFonts w:ascii="Markazi Text" w:cs="Markazi Text" w:eastAsia="Markazi Text" w:hAnsi="Markazi Text"/>
+                <w:rFonts w:ascii="Arakom" w:cs="Arakom" w:eastAsia="Arakom" w:hAnsi="Arakom"/>
                 <w:b w:val="false"/>
                 <w:bCs w:val="false"/>
                 <w:color w:val="111111"/>
@@ -2647,7 +2647,7 @@
       </w:r>
       <w:r>
         <w:rPr>
-          <w:rFonts w:ascii="Markazi Text" w:cs="Markazi Text" w:eastAsia="Markazi Text" w:hAnsi="Markazi Text"/>
+          <w:rFonts w:ascii="Arakom" w:cs="Arakom" w:eastAsia="Arakom" w:hAnsi="Arakom"/>
           <w:b w:val="false"/>
           <w:bCs w:val="false"/>
           <w:color w:val="111111"/>
@@ -2703,7 +2703,7 @@
       </w:r>
       <w:r>
         <w:rPr>
-          <w:rFonts w:ascii="Markazi Text" w:cs="Markazi Text" w:eastAsia="Markazi Text" w:hAnsi="Markazi Text"/>
+          <w:rFonts w:ascii="Arakom" w:cs="Arakom" w:eastAsia="Arakom" w:hAnsi="Arakom"/>
           <w:b w:val="false"/>
           <w:bCs w:val="false"/>
           <w:color w:val="111111"/>
@@ -2759,7 +2759,7 @@
       </w:r>
       <w:r>
         <w:rPr>
-          <w:rFonts w:ascii="Markazi Text" w:cs="Markazi Text" w:eastAsia="Markazi Text" w:hAnsi="Markazi Text"/>
+          <w:rFonts w:ascii="Arakom" w:cs="Arakom" w:eastAsia="Arakom" w:hAnsi="Arakom"/>
           <w:b w:val="false"/>
           <w:bCs w:val="false"/>
           <w:color w:val="111111"/>
@@ -2815,7 +2815,7 @@
       </w:r>
       <w:r>
         <w:rPr>
-          <w:rFonts w:ascii="Markazi Text" w:cs="Markazi Text" w:eastAsia="Markazi Text" w:hAnsi="Markazi Text"/>
+          <w:rFonts w:ascii="Arakom" w:cs="Arakom" w:eastAsia="Arakom" w:hAnsi="Arakom"/>
           <w:b w:val="false"/>
           <w:bCs w:val="false"/>
           <w:color w:val="111111"/>
@@ -3118,7 +3118,7 @@
             </w:pPr>
             <w:r>
               <w:rPr>
-                <w:rFonts w:ascii="Markazi Text" w:cs="Markazi Text" w:eastAsia="Markazi Text" w:hAnsi="Markazi Text"/>
+                <w:rFonts w:ascii="Arakom" w:cs="Arakom" w:eastAsia="Arakom" w:hAnsi="Arakom"/>
                 <w:b w:val="false"/>
                 <w:bCs w:val="false"/>
                 <w:color w:val="111111"/>
@@ -3244,7 +3244,7 @@
             </w:pPr>
             <w:r>
               <w:rPr>
-                <w:rFonts w:ascii="Markazi Text" w:cs="Markazi Text" w:eastAsia="Markazi Text" w:hAnsi="Markazi Text"/>
+                <w:rFonts w:ascii="Arakom" w:cs="Arakom" w:eastAsia="Arakom" w:hAnsi="Arakom"/>
                 <w:b w:val="false"/>
                 <w:bCs w:val="false"/>
                 <w:color w:val="111111"/>
@@ -3370,7 +3370,7 @@
             </w:pPr>
             <w:r>
               <w:rPr>
-                <w:rFonts w:ascii="Markazi Text" w:cs="Markazi Text" w:eastAsia="Markazi Text" w:hAnsi="Markazi Text"/>
+                <w:rFonts w:ascii="Arakom" w:cs="Arakom" w:eastAsia="Arakom" w:hAnsi="Arakom"/>
                 <w:b w:val="false"/>
                 <w:bCs w:val="false"/>
                 <w:color w:val="111111"/>
@@ -3496,7 +3496,7 @@
             </w:pPr>
             <w:r>
               <w:rPr>
-                <w:rFonts w:ascii="Markazi Text" w:cs="Markazi Text" w:eastAsia="Markazi Text" w:hAnsi="Markazi Text"/>
+                <w:rFonts w:ascii="Arakom" w:cs="Arakom" w:eastAsia="Arakom" w:hAnsi="Arakom"/>
                 <w:b w:val="false"/>
                 <w:bCs w:val="false"/>
                 <w:color w:val="111111"/>
@@ -3622,7 +3622,7 @@
             </w:pPr>
             <w:r>
               <w:rPr>
-                <w:rFonts w:ascii="Markazi Text" w:cs="Markazi Text" w:eastAsia="Markazi Text" w:hAnsi="Markazi Text"/>
+                <w:rFonts w:ascii="Arakom" w:cs="Arakom" w:eastAsia="Arakom" w:hAnsi="Arakom"/>
                 <w:b w:val="false"/>
                 <w:bCs w:val="false"/>
                 <w:color w:val="111111"/>
@@ -3815,7 +3815,7 @@
             </w:pPr>
             <w:r>
               <w:rPr>
-                <w:rFonts w:ascii="Markazi Text" w:cs="Markazi Text" w:eastAsia="Markazi Text" w:hAnsi="Markazi Text"/>
+                <w:rFonts w:ascii="Arakom" w:cs="Arakom" w:eastAsia="Arakom" w:hAnsi="Arakom"/>
                 <w:b w:val="false"/>
                 <w:bCs w:val="false"/>
                 <w:color w:val="111111"/>
@@ -3922,7 +3922,7 @@
             </w:pPr>
             <w:r>
               <w:rPr>
-                <w:rFonts w:ascii="Markazi Text" w:cs="Markazi Text" w:eastAsia="Markazi Text" w:hAnsi="Markazi Text"/>
+                <w:rFonts w:ascii="Arakom" w:cs="Arakom" w:eastAsia="Arakom" w:hAnsi="Arakom"/>
                 <w:b w:val="false"/>
                 <w:bCs w:val="false"/>
                 <w:color w:val="111111"/>
@@ -3994,7 +3994,7 @@
             </w:pPr>
             <w:r>
               <w:rPr>
-                <w:rFonts w:ascii="Markazi Text" w:cs="Markazi Text" w:eastAsia="Markazi Text" w:hAnsi="Markazi Text"/>
+                <w:rFonts w:ascii="Arakom" w:cs="Arakom" w:eastAsia="Arakom" w:hAnsi="Arakom"/>
                 <w:b w:val="false"/>
                 <w:bCs w:val="false"/>
                 <w:color w:val="111111"/>
@@ -4066,7 +4066,7 @@
             </w:pPr>
             <w:r>
               <w:rPr>
-                <w:rFonts w:ascii="Markazi Text" w:cs="Markazi Text" w:eastAsia="Markazi Text" w:hAnsi="Markazi Text"/>
+                <w:rFonts w:ascii="Arakom" w:cs="Arakom" w:eastAsia="Arakom" w:hAnsi="Arakom"/>
                 <w:b w:val="false"/>
                 <w:bCs w:val="false"/>
                 <w:color w:val="111111"/>
@@ -4138,7 +4138,7 @@
             </w:pPr>
             <w:r>
               <w:rPr>
-                <w:rFonts w:ascii="Markazi Text" w:cs="Markazi Text" w:eastAsia="Markazi Text" w:hAnsi="Markazi Text"/>
+                <w:rFonts w:ascii="Arakom" w:cs="Arakom" w:eastAsia="Arakom" w:hAnsi="Arakom"/>
                 <w:b w:val="false"/>
                 <w:bCs w:val="false"/>
                 <w:color w:val="111111"/>
@@ -4210,7 +4210,7 @@
             </w:pPr>
             <w:r>
               <w:rPr>
-                <w:rFonts w:ascii="Markazi Text" w:cs="Markazi Text" w:eastAsia="Markazi Text" w:hAnsi="Markazi Text"/>
+                <w:rFonts w:ascii="Arakom" w:cs="Arakom" w:eastAsia="Arakom" w:hAnsi="Arakom"/>
                 <w:b w:val="false"/>
                 <w:bCs w:val="false"/>
                 <w:color w:val="111111"/>
@@ -4363,7 +4363,7 @@
             </w:pPr>
             <w:r>
               <w:rPr>
-                <w:rFonts w:ascii="Markazi Text" w:cs="Markazi Text" w:eastAsia="Markazi Text" w:hAnsi="Markazi Text"/>
+                <w:rFonts w:ascii="Arakom" w:cs="Arakom" w:eastAsia="Arakom" w:hAnsi="Arakom"/>
                 <w:b w:val="false"/>
                 <w:bCs w:val="false"/>
                 <w:color w:val="111111"/>
@@ -4893,7 +4893,7 @@
             </w:pPr>
             <w:r>
               <w:rPr>
-                <w:rFonts w:ascii="Markazi Text" w:cs="Markazi Text" w:eastAsia="Markazi Text" w:hAnsi="Markazi Text"/>
+                <w:rFonts w:ascii="Arakom" w:cs="Arakom" w:eastAsia="Arakom" w:hAnsi="Arakom"/>
                 <w:b w:val="false"/>
                 <w:bCs w:val="false"/>
                 <w:color w:val="111111"/>
@@ -4911,7 +4911,7 @@
             </w:pPr>
             <w:r>
               <w:rPr>
-                <w:rFonts w:ascii="Markazi Text" w:cs="Markazi Text" w:eastAsia="Markazi Text" w:hAnsi="Markazi Text"/>
+                <w:rFonts w:ascii="Arakom" w:cs="Arakom" w:eastAsia="Arakom" w:hAnsi="Arakom"/>
                 <w:b w:val="false"/>
                 <w:bCs w:val="false"/>
                 <w:color w:val="111111"/>
@@ -4929,7 +4929,7 @@
             </w:pPr>
             <w:r>
               <w:rPr>
-                <w:rFonts w:ascii="Markazi Text" w:cs="Markazi Text" w:eastAsia="Markazi Text" w:hAnsi="Markazi Text"/>
+                <w:rFonts w:ascii="Arakom" w:cs="Arakom" w:eastAsia="Arakom" w:hAnsi="Arakom"/>
                 <w:b w:val="false"/>
                 <w:bCs w:val="false"/>
                 <w:color w:val="111111"/>
@@ -4947,7 +4947,7 @@
             </w:pPr>
             <w:r>
               <w:rPr>
-                <w:rFonts w:ascii="Markazi Text" w:cs="Markazi Text" w:eastAsia="Markazi Text" w:hAnsi="Markazi Text"/>
+                <w:rFonts w:ascii="Arakom" w:cs="Arakom" w:eastAsia="Arakom" w:hAnsi="Arakom"/>
                 <w:b w:val="false"/>
                 <w:bCs w:val="false"/>
                 <w:color w:val="111111"/>
@@ -5073,7 +5073,7 @@
             </w:pPr>
             <w:r>
               <w:rPr>
-                <w:rFonts w:ascii="Markazi Text" w:cs="Markazi Text" w:eastAsia="Markazi Text" w:hAnsi="Markazi Text"/>
+                <w:rFonts w:ascii="Arakom" w:cs="Arakom" w:eastAsia="Arakom" w:hAnsi="Arakom"/>
                 <w:b w:val="false"/>
                 <w:bCs w:val="false"/>
                 <w:color w:val="111111"/>
@@ -5091,7 +5091,7 @@
             </w:pPr>
             <w:r>
               <w:rPr>
-                <w:rFonts w:ascii="Markazi Text" w:cs="Markazi Text" w:eastAsia="Markazi Text" w:hAnsi="Markazi Text"/>
+                <w:rFonts w:ascii="Arakom" w:cs="Arakom" w:eastAsia="Arakom" w:hAnsi="Arakom"/>
                 <w:b w:val="false"/>
                 <w:bCs w:val="false"/>
                 <w:color w:val="111111"/>
@@ -5109,7 +5109,7 @@
             </w:pPr>
             <w:r>
               <w:rPr>
-                <w:rFonts w:ascii="Markazi Text" w:cs="Markazi Text" w:eastAsia="Markazi Text" w:hAnsi="Markazi Text"/>
+                <w:rFonts w:ascii="Arakom" w:cs="Arakom" w:eastAsia="Arakom" w:hAnsi="Arakom"/>
                 <w:b w:val="false"/>
                 <w:bCs w:val="false"/>
                 <w:color w:val="111111"/>
@@ -5127,7 +5127,7 @@
             </w:pPr>
             <w:r>
               <w:rPr>
-                <w:rFonts w:ascii="Markazi Text" w:cs="Markazi Text" w:eastAsia="Markazi Text" w:hAnsi="Markazi Text"/>
+                <w:rFonts w:ascii="Arakom" w:cs="Arakom" w:eastAsia="Arakom" w:hAnsi="Arakom"/>
                 <w:b w:val="false"/>
                 <w:bCs w:val="false"/>
                 <w:color w:val="111111"/>
@@ -5145,7 +5145,7 @@
             </w:pPr>
             <w:r>
               <w:rPr>
-                <w:rFonts w:ascii="Markazi Text" w:cs="Markazi Text" w:eastAsia="Markazi Text" w:hAnsi="Markazi Text"/>
+                <w:rFonts w:ascii="Arakom" w:cs="Arakom" w:eastAsia="Arakom" w:hAnsi="Arakom"/>
                 <w:b w:val="false"/>
                 <w:bCs w:val="false"/>
                 <w:color w:val="111111"/>
